--- a/备考冲刺资料/云南烟草2027届备考作战方案.docx
+++ b/备考冲刺资料/云南烟草2027届备考作战方案.docx
@@ -632,14 +632,31 @@
           <w:color w:val="262626"/>
           <w:sz w:val="21"/>
         </w:rPr>
-        <w:t>：</w:t>
+        <w:t xml:space="preserve"> —— 已按你的定位定稿：</w:t>
+      </w:r>
+      <w:r>
+        <w:rPr>
+          <w:rFonts w:ascii="微软雅黑" w:hAnsi="微软雅黑" w:eastAsia="微软雅黑"/>
+          <w:b/>
+          <w:color w:val="262626"/>
+          <w:sz w:val="21"/>
+        </w:rPr>
+        <w:t>偏技术、不报一线操作岗；昆明 + 大理都投</w:t>
       </w:r>
     </w:p>
     <w:p>
       <w:pPr>
-        <w:spacing w:after="30"/>
-        <w:ind w:left="397" w:hanging="283"/>
+        <w:spacing w:after="60"/>
       </w:pPr>
+      <w:r>
+        <w:rPr>
+          <w:rFonts w:ascii="微软雅黑" w:hAnsi="微软雅黑" w:eastAsia="微软雅黑"/>
+          <w:b/>
+          <w:color w:val="262626"/>
+          <w:sz w:val="21"/>
+        </w:rPr>
+        <w:t>① 云南中烟是你最该冲的一家</w:t>
+      </w:r>
       <w:r>
         <w:rPr>
           <w:rFonts w:ascii="微软雅黑" w:hAnsi="微软雅黑" w:eastAsia="微软雅黑"/>
@@ -647,7 +664,7 @@
           <w:color w:val="262626"/>
           <w:sz w:val="21"/>
         </w:rPr>
-        <w:t xml:space="preserve">1. </w:t>
+        <w:t>：它的「</w:t>
       </w:r>
       <w:r>
         <w:rPr>
@@ -656,7 +673,7 @@
           <w:color w:val="262626"/>
           <w:sz w:val="21"/>
         </w:rPr>
-        <w:t>云南中烟是你最该冲的那一家</w:t>
+        <w:t>数字信息类</w:t>
       </w:r>
       <w:r>
         <w:rPr>
@@ -665,7 +682,21 @@
           <w:color w:val="262626"/>
           <w:sz w:val="21"/>
         </w:rPr>
-        <w:t>。它的「机电自动化类」是全年招录</w:t>
+        <w:t>」（计算机 / 大数据 / 人工智能 / 通信）和</w:t>
+      </w:r>
+    </w:p>
+    <w:p>
+      <w:pPr>
+        <w:spacing w:after="60"/>
+      </w:pPr>
+      <w:r>
+        <w:rPr>
+          <w:rFonts w:ascii="微软雅黑" w:hAnsi="微软雅黑" w:eastAsia="微软雅黑"/>
+          <w:b w:val="0"/>
+          <w:color w:val="262626"/>
+          <w:sz w:val="21"/>
+        </w:rPr>
+        <w:t>「</w:t>
       </w:r>
       <w:r>
         <w:rPr>
@@ -674,7 +705,7 @@
           <w:color w:val="262626"/>
           <w:sz w:val="21"/>
         </w:rPr>
-        <w:t>体量最大</w:t>
+        <w:t>机电自动化类</w:t>
       </w:r>
       <w:r>
         <w:rPr>
@@ -683,14 +714,22 @@
           <w:color w:val="262626"/>
           <w:sz w:val="21"/>
         </w:rPr>
-        <w:t>的一类，而你学的正是电子信息与自动化；同时它还有「数字信息类」（计算机 / 大数据 / 人工智能 / 通信），你两个大类都能报。</w:t>
+        <w:t>」（机械 / 电气 / 自动化 / 智能制造）招录体量最大，正好卡在你的专业上。</w:t>
       </w:r>
     </w:p>
     <w:p>
       <w:pPr>
-        <w:spacing w:after="30"/>
-        <w:ind w:left="397" w:hanging="283"/>
+        <w:spacing w:after="60"/>
       </w:pPr>
+      <w:r>
+        <w:rPr>
+          <w:rFonts w:ascii="微软雅黑" w:hAnsi="微软雅黑" w:eastAsia="微软雅黑"/>
+          <w:b/>
+          <w:color w:val="262626"/>
+          <w:sz w:val="21"/>
+        </w:rPr>
+        <w:t>注意避开</w:t>
+      </w:r>
       <w:r>
         <w:rPr>
           <w:rFonts w:ascii="微软雅黑" w:hAnsi="微软雅黑" w:eastAsia="微软雅黑"/>
@@ -698,8 +737,27 @@
           <w:color w:val="262626"/>
           <w:sz w:val="21"/>
         </w:rPr>
-        <w:t xml:space="preserve">2. </w:t>
-      </w:r>
+        <w:t>：同一份公告里常同时招「生产操作类岗位」（卷烟机操作、车间一线、三班倒）——</w:t>
+      </w:r>
+    </w:p>
+    <w:p>
+      <w:pPr>
+        <w:spacing w:after="60"/>
+      </w:pPr>
+      <w:r>
+        <w:rPr>
+          <w:rFonts w:ascii="微软雅黑" w:hAnsi="微软雅黑" w:eastAsia="微软雅黑"/>
+          <w:b w:val="0"/>
+          <w:color w:val="262626"/>
+          <w:sz w:val="21"/>
+        </w:rPr>
+        <w:t>那不是你要的，别为了"进烟草"去报一线。</w:t>
+      </w:r>
+    </w:p>
+    <w:p>
+      <w:pPr>
+        <w:spacing w:after="60"/>
+      </w:pPr>
       <w:r>
         <w:rPr>
           <w:rFonts w:ascii="微软雅黑" w:hAnsi="微软雅黑" w:eastAsia="微软雅黑"/>
@@ -707,7 +765,7 @@
           <w:color w:val="262626"/>
           <w:sz w:val="21"/>
         </w:rPr>
-        <w:t>省局作为第二志愿</w:t>
+        <w:t>② 省局作为第二志愿</w:t>
       </w:r>
       <w:r>
         <w:rPr>
@@ -716,14 +774,17 @@
           <w:color w:val="262626"/>
           <w:sz w:val="21"/>
         </w:rPr>
-        <w:t>。省局的数字化/综合职能岗收「电子信息、计算机」专业，你的背景同样能进；而且省局岗位遍布州市，若愿意回大理，机会更多。</w:t>
-      </w:r>
-    </w:p>
-    <w:p>
-      <w:pPr>
-        <w:spacing w:after="30"/>
-        <w:ind w:left="397" w:hanging="283"/>
-      </w:pPr>
+        <w:t>：报「</w:t>
+      </w:r>
+      <w:r>
+        <w:rPr>
+          <w:rFonts w:ascii="微软雅黑" w:hAnsi="微软雅黑" w:eastAsia="微软雅黑"/>
+          <w:b/>
+          <w:color w:val="262626"/>
+          <w:sz w:val="21"/>
+        </w:rPr>
+        <w:t>数字化技术类</w:t>
+      </w:r>
       <w:r>
         <w:rPr>
           <w:rFonts w:ascii="微软雅黑" w:hAnsi="微软雅黑" w:eastAsia="微软雅黑"/>
@@ -731,8 +792,13 @@
           <w:color w:val="262626"/>
           <w:sz w:val="21"/>
         </w:rPr>
-        <w:t xml:space="preserve">3. </w:t>
-      </w:r>
+        <w:t>」（信息系统运维、数据管理、网络安全），</w:t>
+      </w:r>
+    </w:p>
+    <w:p>
+      <w:pPr>
+        <w:spacing w:after="60"/>
+      </w:pPr>
       <w:r>
         <w:rPr>
           <w:rFonts w:ascii="微软雅黑" w:hAnsi="微软雅黑" w:eastAsia="微软雅黑"/>
@@ -740,7 +806,7 @@
           <w:color w:val="262626"/>
           <w:sz w:val="21"/>
         </w:rPr>
-        <w:t>两家可以都报，但要分批次看规则</w:t>
+        <w:t>避开</w:t>
       </w:r>
       <w:r>
         <w:rPr>
@@ -749,7 +815,473 @@
           <w:color w:val="262626"/>
           <w:sz w:val="21"/>
         </w:rPr>
-        <w:t>——见第五部分的避坑。</w:t>
+        <w:t>专卖稽查、客户经理、烟叶收购这类一线岗。省局岗位遍布州市 ——</w:t>
+      </w:r>
+    </w:p>
+    <w:p>
+      <w:pPr>
+        <w:spacing w:after="60"/>
+      </w:pPr>
+      <w:r>
+        <w:rPr>
+          <w:rFonts w:ascii="微软雅黑" w:hAnsi="微软雅黑" w:eastAsia="微软雅黑"/>
+          <w:b/>
+          <w:color w:val="262626"/>
+          <w:sz w:val="21"/>
+        </w:rPr>
+        <w:t>大理州局（公司）的岗位是明确要投的</w:t>
+      </w:r>
+      <w:r>
+        <w:rPr>
+          <w:rFonts w:ascii="微软雅黑" w:hAnsi="微软雅黑" w:eastAsia="微软雅黑"/>
+          <w:b w:val="0"/>
+          <w:color w:val="262626"/>
+          <w:sz w:val="21"/>
+        </w:rPr>
+        <w:t>。</w:t>
+      </w:r>
+    </w:p>
+    <w:p>
+      <w:pPr>
+        <w:spacing w:after="60"/>
+      </w:pPr>
+      <w:r>
+        <w:rPr>
+          <w:rFonts w:ascii="微软雅黑" w:hAnsi="微软雅黑" w:eastAsia="微软雅黑"/>
+          <w:b/>
+          <w:color w:val="262626"/>
+          <w:sz w:val="21"/>
+        </w:rPr>
+        <w:t>③ 岗位取向速查表</w:t>
+      </w:r>
+      <w:r>
+        <w:rPr>
+          <w:rFonts w:ascii="微软雅黑" w:hAnsi="微软雅黑" w:eastAsia="微软雅黑"/>
+          <w:b w:val="0"/>
+          <w:color w:val="262626"/>
+          <w:sz w:val="21"/>
+        </w:rPr>
+        <w:t>（照着选，别选错）</w:t>
+      </w:r>
+    </w:p>
+    <w:tbl>
+      <w:tblPr>
+        <w:tblStyle w:val="TableGrid"/>
+        <w:tblW w:type="auto" w:w="0"/>
+        <w:tblLook w:firstColumn="1" w:firstRow="1" w:lastColumn="0" w:lastRow="0" w:noHBand="0" w:noVBand="1" w:val="04A0"/>
+      </w:tblPr>
+      <w:tblGrid>
+        <w:gridCol w:w="4706"/>
+        <w:gridCol w:w="4706"/>
+      </w:tblGrid>
+      <w:tr>
+        <w:tc>
+          <w:tcPr>
+            <w:tcW w:type="dxa" w:w="4706"/>
+          </w:tcPr>
+          <w:p>
+            <w:pPr>
+              <w:spacing w:after="20" w:before="20"/>
+            </w:pPr>
+            <w:r>
+              <w:rPr>
+                <w:rFonts w:ascii="微软雅黑" w:hAnsi="微软雅黑" w:eastAsia="微软雅黑"/>
+                <w:b/>
+                <w:color w:val="1F4E79"/>
+                <w:sz w:val="19"/>
+              </w:rPr>
+              <w:t xml:space="preserve">看到这些词 → </w:t>
+            </w:r>
+            <w:r>
+              <w:rPr>
+                <w:rFonts w:ascii="微软雅黑" w:hAnsi="微软雅黑" w:eastAsia="微软雅黑"/>
+                <w:b/>
+                <w:color w:val="1F4E79"/>
+                <w:sz w:val="19"/>
+              </w:rPr>
+              <w:t>报</w:t>
+            </w:r>
+          </w:p>
+        </w:tc>
+        <w:tc>
+          <w:tcPr>
+            <w:tcW w:type="dxa" w:w="4706"/>
+          </w:tcPr>
+          <w:p>
+            <w:pPr>
+              <w:spacing w:after="20" w:before="20"/>
+            </w:pPr>
+            <w:r>
+              <w:rPr>
+                <w:rFonts w:ascii="微软雅黑" w:hAnsi="微软雅黑" w:eastAsia="微软雅黑"/>
+                <w:b/>
+                <w:color w:val="1F4E79"/>
+                <w:sz w:val="19"/>
+              </w:rPr>
+              <w:t xml:space="preserve">看到这些词 → </w:t>
+            </w:r>
+            <w:r>
+              <w:rPr>
+                <w:rFonts w:ascii="微软雅黑" w:hAnsi="微软雅黑" w:eastAsia="微软雅黑"/>
+                <w:b/>
+                <w:color w:val="1F4E79"/>
+                <w:sz w:val="19"/>
+              </w:rPr>
+              <w:t>不报</w:t>
+            </w:r>
+          </w:p>
+        </w:tc>
+      </w:tr>
+      <w:tr>
+        <w:tc>
+          <w:tcPr>
+            <w:tcW w:type="dxa" w:w="4706"/>
+          </w:tcPr>
+          <w:p>
+            <w:pPr>
+              <w:spacing w:after="20" w:before="20"/>
+            </w:pPr>
+            <w:r>
+              <w:rPr>
+                <w:rFonts w:ascii="微软雅黑" w:hAnsi="微软雅黑" w:eastAsia="微软雅黑"/>
+                <w:b w:val="0"/>
+                <w:color w:val="262626"/>
+                <w:sz w:val="19"/>
+              </w:rPr>
+              <w:t>数字信息类、信息化、信息技术、信息中心</w:t>
+            </w:r>
+          </w:p>
+        </w:tc>
+        <w:tc>
+          <w:tcPr>
+            <w:tcW w:type="dxa" w:w="4706"/>
+          </w:tcPr>
+          <w:p>
+            <w:pPr>
+              <w:spacing w:after="20" w:before="20"/>
+            </w:pPr>
+            <w:r>
+              <w:rPr>
+                <w:rFonts w:ascii="微软雅黑" w:hAnsi="微软雅黑" w:eastAsia="微软雅黑"/>
+                <w:b w:val="0"/>
+                <w:color w:val="262626"/>
+                <w:sz w:val="19"/>
+              </w:rPr>
+              <w:t>生产操作类、操作岗、车间、一线</w:t>
+            </w:r>
+          </w:p>
+        </w:tc>
+      </w:tr>
+      <w:tr>
+        <w:tc>
+          <w:tcPr>
+            <w:tcW w:type="dxa" w:w="4706"/>
+          </w:tcPr>
+          <w:p>
+            <w:pPr>
+              <w:spacing w:after="20" w:before="20"/>
+            </w:pPr>
+            <w:r>
+              <w:rPr>
+                <w:rFonts w:ascii="微软雅黑" w:hAnsi="微软雅黑" w:eastAsia="微软雅黑"/>
+                <w:b w:val="0"/>
+                <w:color w:val="262626"/>
+                <w:sz w:val="19"/>
+              </w:rPr>
+              <w:t>计算机、软件、网络、网络安全、大数据、人工智能</w:t>
+            </w:r>
+          </w:p>
+        </w:tc>
+        <w:tc>
+          <w:tcPr>
+            <w:tcW w:type="dxa" w:w="4706"/>
+          </w:tcPr>
+          <w:p>
+            <w:pPr>
+              <w:spacing w:after="20" w:before="20"/>
+            </w:pPr>
+            <w:r>
+              <w:rPr>
+                <w:rFonts w:ascii="微软雅黑" w:hAnsi="微软雅黑" w:eastAsia="微软雅黑"/>
+                <w:b w:val="0"/>
+                <w:color w:val="262626"/>
+                <w:sz w:val="19"/>
+              </w:rPr>
+              <w:t>烟叶收购、分拣、包装、司炉、辅助工</w:t>
+            </w:r>
+          </w:p>
+        </w:tc>
+      </w:tr>
+      <w:tr>
+        <w:tc>
+          <w:tcPr>
+            <w:tcW w:type="dxa" w:w="4706"/>
+          </w:tcPr>
+          <w:p>
+            <w:pPr>
+              <w:spacing w:after="20" w:before="20"/>
+            </w:pPr>
+            <w:r>
+              <w:rPr>
+                <w:rFonts w:ascii="微软雅黑" w:hAnsi="微软雅黑" w:eastAsia="微软雅黑"/>
+                <w:b w:val="0"/>
+                <w:color w:val="262626"/>
+                <w:sz w:val="19"/>
+              </w:rPr>
+              <w:t>自动化、电气、机电、仪表、设备、智能制造</w:t>
+            </w:r>
+          </w:p>
+        </w:tc>
+        <w:tc>
+          <w:tcPr>
+            <w:tcW w:type="dxa" w:w="4706"/>
+          </w:tcPr>
+          <w:p>
+            <w:pPr>
+              <w:spacing w:after="20" w:before="20"/>
+            </w:pPr>
+            <w:r>
+              <w:rPr>
+                <w:rFonts w:ascii="微软雅黑" w:hAnsi="微软雅黑" w:eastAsia="微软雅黑"/>
+                <w:b w:val="0"/>
+                <w:color w:val="262626"/>
+                <w:sz w:val="19"/>
+              </w:rPr>
+              <w:t>稽查、访销、客户经理、营销、送货</w:t>
+            </w:r>
+          </w:p>
+        </w:tc>
+      </w:tr>
+      <w:tr>
+        <w:tc>
+          <w:tcPr>
+            <w:tcW w:type="dxa" w:w="4706"/>
+          </w:tcPr>
+          <w:p>
+            <w:pPr>
+              <w:spacing w:after="20" w:before="20"/>
+            </w:pPr>
+            <w:r>
+              <w:rPr>
+                <w:rFonts w:ascii="微软雅黑" w:hAnsi="微软雅黑" w:eastAsia="微软雅黑"/>
+                <w:b w:val="0"/>
+                <w:color w:val="262626"/>
+                <w:sz w:val="19"/>
+              </w:rPr>
+              <w:t>运维、研发、技术岗、专业技术、管理类</w:t>
+            </w:r>
+          </w:p>
+        </w:tc>
+        <w:tc>
+          <w:tcPr>
+            <w:tcW w:type="dxa" w:w="4706"/>
+          </w:tcPr>
+          <w:p>
+            <w:pPr>
+              <w:spacing w:after="20" w:before="20"/>
+            </w:pPr>
+            <w:r>
+              <w:rPr>
+                <w:rFonts w:ascii="微软雅黑" w:hAnsi="微软雅黑" w:eastAsia="微软雅黑"/>
+                <w:b w:val="0"/>
+                <w:color w:val="262626"/>
+                <w:sz w:val="19"/>
+              </w:rPr>
+              <w:t>安保、消防、烟站、仓库、养护、厨师、司机</w:t>
+            </w:r>
+          </w:p>
+        </w:tc>
+      </w:tr>
+    </w:tbl>
+    <w:p>
+      <w:pPr>
+        <w:spacing w:after="80"/>
+      </w:pPr>
+    </w:p>
+    <w:p>
+      <w:pPr>
+        <w:spacing w:after="60"/>
+        <w:ind w:left="340"/>
+      </w:pPr>
+      <w:r>
+        <w:rPr>
+          <w:rFonts w:ascii="微软雅黑" w:hAnsi="微软雅黑" w:eastAsia="微软雅黑"/>
+          <w:b w:val="0"/>
+          <w:i/>
+          <w:color w:val="6B6B6B"/>
+          <w:sz w:val="20"/>
+        </w:rPr>
+        <w:t>本工具的「🍃 烟草监控」页签已经内置了这套规则：公告一进来就自动标</w:t>
+      </w:r>
+    </w:p>
+    <w:p>
+      <w:pPr>
+        <w:spacing w:after="60"/>
+        <w:ind w:left="340"/>
+      </w:pPr>
+      <w:r>
+        <w:rPr>
+          <w:rFonts w:ascii="微软雅黑" w:hAnsi="微软雅黑" w:eastAsia="微软雅黑"/>
+          <w:b/>
+          <w:i/>
+          <w:color w:val="6B6B6B"/>
+          <w:sz w:val="20"/>
+        </w:rPr>
+        <w:t>✅ 技术/管理类 / ⛔ 一线操作类 / ⚠️ 混合</w:t>
+      </w:r>
+      <w:r>
+        <w:rPr>
+          <w:rFonts w:ascii="微软雅黑" w:hAnsi="微软雅黑" w:eastAsia="微软雅黑"/>
+          <w:b w:val="0"/>
+          <w:i/>
+          <w:color w:val="6B6B6B"/>
+          <w:sz w:val="20"/>
+        </w:rPr>
+        <w:t>，并据此排优先级 ——</w:t>
+      </w:r>
+    </w:p>
+    <w:p>
+      <w:pPr>
+        <w:spacing w:after="60"/>
+        <w:ind w:left="340"/>
+      </w:pPr>
+      <w:r>
+        <w:rPr>
+          <w:rFonts w:ascii="微软雅黑" w:hAnsi="微软雅黑" w:eastAsia="微软雅黑"/>
+          <w:b w:val="0"/>
+          <w:i/>
+          <w:color w:val="6B6B6B"/>
+          <w:sz w:val="20"/>
+        </w:rPr>
+        <w:t>技术类自动加分，一线操作类自动降级，你不用一条条自己看。</w:t>
+      </w:r>
+    </w:p>
+    <w:p>
+      <w:pPr>
+        <w:spacing w:after="60"/>
+      </w:pPr>
+      <w:r>
+        <w:rPr>
+          <w:rFonts w:ascii="微软雅黑" w:hAnsi="微软雅黑" w:eastAsia="微软雅黑"/>
+          <w:b/>
+          <w:color w:val="262626"/>
+          <w:sz w:val="21"/>
+        </w:rPr>
+        <w:t>④ 大理策略（明确投）</w:t>
+      </w:r>
+      <w:r>
+        <w:rPr>
+          <w:rFonts w:ascii="微软雅黑" w:hAnsi="微软雅黑" w:eastAsia="微软雅黑"/>
+          <w:b w:val="0"/>
+          <w:color w:val="262626"/>
+          <w:sz w:val="21"/>
+        </w:rPr>
+        <w:t>：你是大理本地生源，报大理岗位有</w:t>
+      </w:r>
+      <w:r>
+        <w:rPr>
+          <w:rFonts w:ascii="微软雅黑" w:hAnsi="微软雅黑" w:eastAsia="微软雅黑"/>
+          <w:b/>
+          <w:color w:val="262626"/>
+          <w:sz w:val="21"/>
+        </w:rPr>
+        <w:t>户籍/生源地优势</w:t>
+      </w:r>
+      <w:r>
+        <w:rPr>
+          <w:rFonts w:ascii="微软雅黑" w:hAnsi="微软雅黑" w:eastAsia="微软雅黑"/>
+          <w:b w:val="0"/>
+          <w:color w:val="262626"/>
+          <w:sz w:val="21"/>
+        </w:rPr>
+        <w:t>，且竞争远小于昆明。</w:t>
+      </w:r>
+    </w:p>
+    <w:p>
+      <w:pPr>
+        <w:spacing w:after="60"/>
+      </w:pPr>
+      <w:r>
+        <w:rPr>
+          <w:rFonts w:ascii="微软雅黑" w:hAnsi="微软雅黑" w:eastAsia="微软雅黑"/>
+          <w:b w:val="0"/>
+          <w:color w:val="262626"/>
+          <w:sz w:val="21"/>
+        </w:rPr>
+        <w:t>大理能吃到的机会有三类：省局下辖</w:t>
+      </w:r>
+      <w:r>
+        <w:rPr>
+          <w:rFonts w:ascii="微软雅黑" w:hAnsi="微软雅黑" w:eastAsia="微软雅黑"/>
+          <w:b/>
+          <w:color w:val="262626"/>
+          <w:sz w:val="21"/>
+        </w:rPr>
+        <w:t>大理州局（公司）</w:t>
+      </w:r>
+      <w:r>
+        <w:rPr>
+          <w:rFonts w:ascii="微软雅黑" w:hAnsi="微软雅黑" w:eastAsia="微软雅黑"/>
+          <w:b w:val="0"/>
+          <w:color w:val="262626"/>
+          <w:sz w:val="21"/>
+        </w:rPr>
+        <w:t>的数字化/技术岗；云南中烟体系在大理的</w:t>
+      </w:r>
+    </w:p>
+    <w:p>
+      <w:pPr>
+        <w:spacing w:after="60"/>
+      </w:pPr>
+      <w:r>
+        <w:rPr>
+          <w:rFonts w:ascii="微软雅黑" w:hAnsi="微软雅黑" w:eastAsia="微软雅黑"/>
+          <w:b w:val="0"/>
+          <w:color w:val="262626"/>
+          <w:sz w:val="21"/>
+        </w:rPr>
+        <w:t>技术类岗位（随统一公告发布）；</w:t>
+      </w:r>
+      <w:r>
+        <w:rPr>
+          <w:rFonts w:ascii="微软雅黑" w:hAnsi="微软雅黑" w:eastAsia="微软雅黑"/>
+          <w:b/>
+          <w:color w:val="262626"/>
+          <w:sz w:val="21"/>
+        </w:rPr>
+        <w:t>大理的央国企与事业单位</w:t>
+      </w:r>
+      <w:r>
+        <w:rPr>
+          <w:rFonts w:ascii="微软雅黑" w:hAnsi="微软雅黑" w:eastAsia="微软雅黑"/>
+          <w:b w:val="0"/>
+          <w:color w:val="262626"/>
+          <w:sz w:val="21"/>
+        </w:rPr>
+        <w:t>（大理机场、州属国企、信息中心等，</w:t>
+      </w:r>
+    </w:p>
+    <w:p>
+      <w:pPr>
+        <w:spacing w:after="60"/>
+      </w:pPr>
+      <w:r>
+        <w:rPr>
+          <w:rFonts w:ascii="微软雅黑" w:hAnsi="微软雅黑" w:eastAsia="微软雅黑"/>
+          <w:b w:val="0"/>
+          <w:color w:val="262626"/>
+          <w:sz w:val="21"/>
+        </w:rPr>
+        <w:t>见「🌏 云南秋招」页签的大理单位清单）。目标就是：</w:t>
+      </w:r>
+      <w:r>
+        <w:rPr>
+          <w:rFonts w:ascii="微软雅黑" w:hAnsi="微软雅黑" w:eastAsia="微软雅黑"/>
+          <w:b/>
+          <w:color w:val="262626"/>
+          <w:sz w:val="21"/>
+        </w:rPr>
+        <w:t>昆明冲烟草和电网，大理兜底不空手。</w:t>
       </w:r>
     </w:p>
     <w:p>

--- a/备考冲刺资料/云南烟草2027届备考作战方案.docx
+++ b/备考冲刺资料/云南烟草2027届备考作战方案.docx
@@ -1282,6 +1282,1785 @@
           <w:sz w:val="21"/>
         </w:rPr>
         <w:t>昆明冲烟草和电网，大理兜底不空手。</w:t>
+      </w:r>
+    </w:p>
+    <w:p>
+      <w:pPr>
+        <w:pBdr>
+          <w:bottom w:val="single" w:sz="6" w:space="1" w:color="D0D7DE"/>
+        </w:pBdr>
+        <w:spacing w:after="120"/>
+      </w:pPr>
+    </w:p>
+    <w:p>
+      <w:pPr>
+        <w:spacing w:before="240" w:after="80"/>
+      </w:pPr>
+      <w:r>
+        <w:rPr>
+          <w:rFonts w:ascii="微软雅黑" w:hAnsi="微软雅黑" w:eastAsia="微软雅黑"/>
+          <w:b/>
+          <w:color w:val="1F4E79"/>
+          <w:sz w:val="28"/>
+        </w:rPr>
+        <w:t>第一部分附 · 岗位类型推荐（合适 / 轻松 / 钱多）</w:t>
+      </w:r>
+    </w:p>
+    <w:p>
+      <w:pPr>
+        <w:spacing w:after="60"/>
+      </w:pPr>
+      <w:r>
+        <w:rPr>
+          <w:rFonts w:ascii="微软雅黑" w:hAnsi="微软雅黑" w:eastAsia="微软雅黑"/>
+          <w:b w:val="0"/>
+          <w:color w:val="262626"/>
+          <w:sz w:val="21"/>
+        </w:rPr>
+        <w:t>同样进烟草，岗位差别极大：</w:t>
+      </w:r>
+      <w:r>
+        <w:rPr>
+          <w:rFonts w:ascii="微软雅黑" w:hAnsi="微软雅黑" w:eastAsia="微软雅黑"/>
+          <w:b/>
+          <w:color w:val="262626"/>
+          <w:sz w:val="21"/>
+        </w:rPr>
+        <w:t>有的朝九晚五坐办公室，有的三班倒在车间</w:t>
+      </w:r>
+      <w:r>
+        <w:rPr>
+          <w:rFonts w:ascii="微软雅黑" w:hAnsi="微软雅黑" w:eastAsia="微软雅黑"/>
+          <w:b w:val="0"/>
+          <w:color w:val="262626"/>
+          <w:sz w:val="21"/>
+        </w:rPr>
+        <w:t>。下面按你要的三个维度</w:t>
+      </w:r>
+    </w:p>
+    <w:p>
+      <w:pPr>
+        <w:spacing w:after="60"/>
+      </w:pPr>
+      <w:r>
+        <w:rPr>
+          <w:rFonts w:ascii="微软雅黑" w:hAnsi="微软雅黑" w:eastAsia="微软雅黑"/>
+          <w:b w:val="0"/>
+          <w:color w:val="262626"/>
+          <w:sz w:val="21"/>
+        </w:rPr>
+        <w:t>给 9 类岗位打分（1~5★），权重默认「合适 0.40 / 轻松 0.30 / 钱多 0.30」——</w:t>
+      </w:r>
+    </w:p>
+    <w:tbl>
+      <w:tblPr>
+        <w:tblStyle w:val="TableGrid"/>
+        <w:tblW w:type="auto" w:w="0"/>
+        <w:tblLook w:firstColumn="1" w:firstRow="1" w:lastColumn="0" w:lastRow="0" w:noHBand="0" w:noVBand="1" w:val="04A0"/>
+      </w:tblPr>
+      <w:tblGrid>
+        <w:gridCol w:w="1345"/>
+        <w:gridCol w:w="1345"/>
+        <w:gridCol w:w="1345"/>
+        <w:gridCol w:w="1345"/>
+        <w:gridCol w:w="1345"/>
+        <w:gridCol w:w="1345"/>
+        <w:gridCol w:w="1345"/>
+      </w:tblGrid>
+      <w:tr>
+        <w:tc>
+          <w:tcPr>
+            <w:tcW w:type="dxa" w:w="1345"/>
+          </w:tcPr>
+          <w:p>
+            <w:pPr>
+              <w:spacing w:after="20" w:before="20"/>
+            </w:pPr>
+            <w:r>
+              <w:rPr>
+                <w:rFonts w:ascii="微软雅黑" w:hAnsi="微软雅黑" w:eastAsia="微软雅黑"/>
+                <w:b/>
+                <w:color w:val="1F4E79"/>
+                <w:sz w:val="19"/>
+              </w:rPr>
+              <w:t>排名</w:t>
+            </w:r>
+          </w:p>
+        </w:tc>
+        <w:tc>
+          <w:tcPr>
+            <w:tcW w:type="dxa" w:w="1345"/>
+          </w:tcPr>
+          <w:p>
+            <w:pPr>
+              <w:spacing w:after="20" w:before="20"/>
+            </w:pPr>
+            <w:r>
+              <w:rPr>
+                <w:rFonts w:ascii="微软雅黑" w:hAnsi="微软雅黑" w:eastAsia="微软雅黑"/>
+                <w:b/>
+                <w:color w:val="1F4E79"/>
+                <w:sz w:val="19"/>
+              </w:rPr>
+              <w:t>岗位类别</w:t>
+            </w:r>
+          </w:p>
+        </w:tc>
+        <w:tc>
+          <w:tcPr>
+            <w:tcW w:type="dxa" w:w="1345"/>
+          </w:tcPr>
+          <w:p>
+            <w:pPr>
+              <w:spacing w:after="20" w:before="20"/>
+            </w:pPr>
+            <w:r>
+              <w:rPr>
+                <w:rFonts w:ascii="微软雅黑" w:hAnsi="微软雅黑" w:eastAsia="微软雅黑"/>
+                <w:b/>
+                <w:color w:val="1F4E79"/>
+                <w:sz w:val="19"/>
+              </w:rPr>
+              <w:t>总分</w:t>
+            </w:r>
+          </w:p>
+        </w:tc>
+        <w:tc>
+          <w:tcPr>
+            <w:tcW w:type="dxa" w:w="1345"/>
+          </w:tcPr>
+          <w:p>
+            <w:pPr>
+              <w:spacing w:after="20" w:before="20"/>
+            </w:pPr>
+            <w:r>
+              <w:rPr>
+                <w:rFonts w:ascii="微软雅黑" w:hAnsi="微软雅黑" w:eastAsia="微软雅黑"/>
+                <w:b/>
+                <w:color w:val="1F4E79"/>
+                <w:sz w:val="19"/>
+              </w:rPr>
+              <w:t>合适</w:t>
+            </w:r>
+          </w:p>
+        </w:tc>
+        <w:tc>
+          <w:tcPr>
+            <w:tcW w:type="dxa" w:w="1345"/>
+          </w:tcPr>
+          <w:p>
+            <w:pPr>
+              <w:spacing w:after="20" w:before="20"/>
+            </w:pPr>
+            <w:r>
+              <w:rPr>
+                <w:rFonts w:ascii="微软雅黑" w:hAnsi="微软雅黑" w:eastAsia="微软雅黑"/>
+                <w:b/>
+                <w:color w:val="1F4E79"/>
+                <w:sz w:val="19"/>
+              </w:rPr>
+              <w:t>轻松</w:t>
+            </w:r>
+          </w:p>
+        </w:tc>
+        <w:tc>
+          <w:tcPr>
+            <w:tcW w:type="dxa" w:w="1345"/>
+          </w:tcPr>
+          <w:p>
+            <w:pPr>
+              <w:spacing w:after="20" w:before="20"/>
+            </w:pPr>
+            <w:r>
+              <w:rPr>
+                <w:rFonts w:ascii="微软雅黑" w:hAnsi="微软雅黑" w:eastAsia="微软雅黑"/>
+                <w:b/>
+                <w:color w:val="1F4E79"/>
+                <w:sz w:val="19"/>
+              </w:rPr>
+              <w:t>钱多</w:t>
+            </w:r>
+          </w:p>
+        </w:tc>
+        <w:tc>
+          <w:tcPr>
+            <w:tcW w:type="dxa" w:w="1345"/>
+          </w:tcPr>
+          <w:p>
+            <w:pPr>
+              <w:spacing w:after="20" w:before="20"/>
+            </w:pPr>
+            <w:r>
+              <w:rPr>
+                <w:rFonts w:ascii="微软雅黑" w:hAnsi="微软雅黑" w:eastAsia="微软雅黑"/>
+                <w:b/>
+                <w:color w:val="1F4E79"/>
+                <w:sz w:val="19"/>
+              </w:rPr>
+              <w:t>一句话</w:t>
+            </w:r>
+          </w:p>
+        </w:tc>
+      </w:tr>
+      <w:tr>
+        <w:tc>
+          <w:tcPr>
+            <w:tcW w:type="dxa" w:w="1345"/>
+          </w:tcPr>
+          <w:p>
+            <w:pPr>
+              <w:spacing w:after="20" w:before="20"/>
+            </w:pPr>
+            <w:r>
+              <w:rPr>
+                <w:rFonts w:ascii="微软雅黑" w:hAnsi="微软雅黑" w:eastAsia="微软雅黑"/>
+                <w:b w:val="0"/>
+                <w:color w:val="262626"/>
+                <w:sz w:val="19"/>
+              </w:rPr>
+              <w:t>1</w:t>
+            </w:r>
+          </w:p>
+        </w:tc>
+        <w:tc>
+          <w:tcPr>
+            <w:tcW w:type="dxa" w:w="1345"/>
+          </w:tcPr>
+          <w:p>
+            <w:pPr>
+              <w:spacing w:after="20" w:before="20"/>
+            </w:pPr>
+            <w:r>
+              <w:rPr>
+                <w:rFonts w:ascii="微软雅黑" w:hAnsi="微软雅黑" w:eastAsia="微软雅黑"/>
+                <w:b/>
+                <w:color w:val="262626"/>
+                <w:sz w:val="19"/>
+              </w:rPr>
+              <w:t>数字信息类 / 信息化技术岗</w:t>
+            </w:r>
+          </w:p>
+        </w:tc>
+        <w:tc>
+          <w:tcPr>
+            <w:tcW w:type="dxa" w:w="1345"/>
+          </w:tcPr>
+          <w:p>
+            <w:pPr>
+              <w:spacing w:after="20" w:before="20"/>
+            </w:pPr>
+            <w:r>
+              <w:rPr>
+                <w:rFonts w:ascii="微软雅黑" w:hAnsi="微软雅黑" w:eastAsia="微软雅黑"/>
+                <w:b/>
+                <w:color w:val="262626"/>
+                <w:sz w:val="19"/>
+              </w:rPr>
+              <w:t>8.8</w:t>
+            </w:r>
+          </w:p>
+        </w:tc>
+        <w:tc>
+          <w:tcPr>
+            <w:tcW w:type="dxa" w:w="1345"/>
+          </w:tcPr>
+          <w:p>
+            <w:pPr>
+              <w:spacing w:after="20" w:before="20"/>
+            </w:pPr>
+            <w:r>
+              <w:rPr>
+                <w:rFonts w:ascii="微软雅黑" w:hAnsi="微软雅黑" w:eastAsia="微软雅黑"/>
+                <w:b w:val="0"/>
+                <w:color w:val="262626"/>
+                <w:sz w:val="19"/>
+              </w:rPr>
+              <w:t>★★★★★</w:t>
+            </w:r>
+          </w:p>
+        </w:tc>
+        <w:tc>
+          <w:tcPr>
+            <w:tcW w:type="dxa" w:w="1345"/>
+          </w:tcPr>
+          <w:p>
+            <w:pPr>
+              <w:spacing w:after="20" w:before="20"/>
+            </w:pPr>
+            <w:r>
+              <w:rPr>
+                <w:rFonts w:ascii="微软雅黑" w:hAnsi="微软雅黑" w:eastAsia="微软雅黑"/>
+                <w:b w:val="0"/>
+                <w:color w:val="262626"/>
+                <w:sz w:val="19"/>
+              </w:rPr>
+              <w:t>★★★★☆</w:t>
+            </w:r>
+          </w:p>
+        </w:tc>
+        <w:tc>
+          <w:tcPr>
+            <w:tcW w:type="dxa" w:w="1345"/>
+          </w:tcPr>
+          <w:p>
+            <w:pPr>
+              <w:spacing w:after="20" w:before="20"/>
+            </w:pPr>
+            <w:r>
+              <w:rPr>
+                <w:rFonts w:ascii="微软雅黑" w:hAnsi="微软雅黑" w:eastAsia="微软雅黑"/>
+                <w:b w:val="0"/>
+                <w:color w:val="262626"/>
+                <w:sz w:val="19"/>
+              </w:rPr>
+              <w:t>★★★★☆</w:t>
+            </w:r>
+          </w:p>
+        </w:tc>
+        <w:tc>
+          <w:tcPr>
+            <w:tcW w:type="dxa" w:w="1345"/>
+          </w:tcPr>
+          <w:p>
+            <w:pPr>
+              <w:spacing w:after="20" w:before="20"/>
+            </w:pPr>
+            <w:r>
+              <w:rPr>
+                <w:rFonts w:ascii="微软雅黑" w:hAnsi="微软雅黑" w:eastAsia="微软雅黑"/>
+                <w:b w:val="0"/>
+                <w:color w:val="262626"/>
+                <w:sz w:val="19"/>
+              </w:rPr>
+              <w:t>机关信息中心，系统运维/数据管理，最对口也最舒服</w:t>
+            </w:r>
+          </w:p>
+        </w:tc>
+      </w:tr>
+      <w:tr>
+        <w:tc>
+          <w:tcPr>
+            <w:tcW w:type="dxa" w:w="1345"/>
+          </w:tcPr>
+          <w:p>
+            <w:pPr>
+              <w:spacing w:after="20" w:before="20"/>
+            </w:pPr>
+            <w:r>
+              <w:rPr>
+                <w:rFonts w:ascii="微软雅黑" w:hAnsi="微软雅黑" w:eastAsia="微软雅黑"/>
+                <w:b w:val="0"/>
+                <w:color w:val="262626"/>
+                <w:sz w:val="19"/>
+              </w:rPr>
+              <w:t>2</w:t>
+            </w:r>
+          </w:p>
+        </w:tc>
+        <w:tc>
+          <w:tcPr>
+            <w:tcW w:type="dxa" w:w="1345"/>
+          </w:tcPr>
+          <w:p>
+            <w:pPr>
+              <w:spacing w:after="20" w:before="20"/>
+            </w:pPr>
+            <w:r>
+              <w:rPr>
+                <w:rFonts w:ascii="微软雅黑" w:hAnsi="微软雅黑" w:eastAsia="微软雅黑"/>
+                <w:b/>
+                <w:color w:val="262626"/>
+                <w:sz w:val="19"/>
+              </w:rPr>
+              <w:t>机电自动化类 / 设备技术管理岗</w:t>
+            </w:r>
+          </w:p>
+        </w:tc>
+        <w:tc>
+          <w:tcPr>
+            <w:tcW w:type="dxa" w:w="1345"/>
+          </w:tcPr>
+          <w:p>
+            <w:pPr>
+              <w:spacing w:after="20" w:before="20"/>
+            </w:pPr>
+            <w:r>
+              <w:rPr>
+                <w:rFonts w:ascii="微软雅黑" w:hAnsi="微软雅黑" w:eastAsia="微软雅黑"/>
+                <w:b/>
+                <w:color w:val="262626"/>
+                <w:sz w:val="19"/>
+              </w:rPr>
+              <w:t>8.2</w:t>
+            </w:r>
+          </w:p>
+        </w:tc>
+        <w:tc>
+          <w:tcPr>
+            <w:tcW w:type="dxa" w:w="1345"/>
+          </w:tcPr>
+          <w:p>
+            <w:pPr>
+              <w:spacing w:after="20" w:before="20"/>
+            </w:pPr>
+            <w:r>
+              <w:rPr>
+                <w:rFonts w:ascii="微软雅黑" w:hAnsi="微软雅黑" w:eastAsia="微软雅黑"/>
+                <w:b w:val="0"/>
+                <w:color w:val="262626"/>
+                <w:sz w:val="19"/>
+              </w:rPr>
+              <w:t>★★★★★</w:t>
+            </w:r>
+          </w:p>
+        </w:tc>
+        <w:tc>
+          <w:tcPr>
+            <w:tcW w:type="dxa" w:w="1345"/>
+          </w:tcPr>
+          <w:p>
+            <w:pPr>
+              <w:spacing w:after="20" w:before="20"/>
+            </w:pPr>
+            <w:r>
+              <w:rPr>
+                <w:rFonts w:ascii="微软雅黑" w:hAnsi="微软雅黑" w:eastAsia="微软雅黑"/>
+                <w:b w:val="0"/>
+                <w:color w:val="262626"/>
+                <w:sz w:val="19"/>
+              </w:rPr>
+              <w:t>★★★☆☆</w:t>
+            </w:r>
+          </w:p>
+        </w:tc>
+        <w:tc>
+          <w:tcPr>
+            <w:tcW w:type="dxa" w:w="1345"/>
+          </w:tcPr>
+          <w:p>
+            <w:pPr>
+              <w:spacing w:after="20" w:before="20"/>
+            </w:pPr>
+            <w:r>
+              <w:rPr>
+                <w:rFonts w:ascii="微软雅黑" w:hAnsi="微软雅黑" w:eastAsia="微软雅黑"/>
+                <w:b w:val="0"/>
+                <w:color w:val="262626"/>
+                <w:sz w:val="19"/>
+              </w:rPr>
+              <w:t>★★★★☆</w:t>
+            </w:r>
+          </w:p>
+        </w:tc>
+        <w:tc>
+          <w:tcPr>
+            <w:tcW w:type="dxa" w:w="1345"/>
+          </w:tcPr>
+          <w:p>
+            <w:pPr>
+              <w:spacing w:after="20" w:before="20"/>
+            </w:pPr>
+            <w:r>
+              <w:rPr>
+                <w:rFonts w:ascii="微软雅黑" w:hAnsi="微软雅黑" w:eastAsia="微软雅黑"/>
+                <w:b w:val="0"/>
+                <w:color w:val="262626"/>
+                <w:sz w:val="19"/>
+              </w:rPr>
+              <w:t>中烟招录体量最大；可能要值班/参与抢修</w:t>
+            </w:r>
+          </w:p>
+        </w:tc>
+      </w:tr>
+      <w:tr>
+        <w:tc>
+          <w:tcPr>
+            <w:tcW w:type="dxa" w:w="1345"/>
+          </w:tcPr>
+          <w:p>
+            <w:pPr>
+              <w:spacing w:after="20" w:before="20"/>
+            </w:pPr>
+            <w:r>
+              <w:rPr>
+                <w:rFonts w:ascii="微软雅黑" w:hAnsi="微软雅黑" w:eastAsia="微软雅黑"/>
+                <w:b w:val="0"/>
+                <w:color w:val="262626"/>
+                <w:sz w:val="19"/>
+              </w:rPr>
+              <w:t>3</w:t>
+            </w:r>
+          </w:p>
+        </w:tc>
+        <w:tc>
+          <w:tcPr>
+            <w:tcW w:type="dxa" w:w="1345"/>
+          </w:tcPr>
+          <w:p>
+            <w:pPr>
+              <w:spacing w:after="20" w:before="20"/>
+            </w:pPr>
+            <w:r>
+              <w:rPr>
+                <w:rFonts w:ascii="微软雅黑" w:hAnsi="微软雅黑" w:eastAsia="微软雅黑"/>
+                <w:b/>
+                <w:color w:val="262626"/>
+                <w:sz w:val="19"/>
+              </w:rPr>
+              <w:t>质量检验 / 技术中心（检测、计量）</w:t>
+            </w:r>
+          </w:p>
+        </w:tc>
+        <w:tc>
+          <w:tcPr>
+            <w:tcW w:type="dxa" w:w="1345"/>
+          </w:tcPr>
+          <w:p>
+            <w:pPr>
+              <w:spacing w:after="20" w:before="20"/>
+            </w:pPr>
+            <w:r>
+              <w:rPr>
+                <w:rFonts w:ascii="微软雅黑" w:hAnsi="微软雅黑" w:eastAsia="微软雅黑"/>
+                <w:b/>
+                <w:color w:val="262626"/>
+                <w:sz w:val="19"/>
+              </w:rPr>
+              <w:t>8.0</w:t>
+            </w:r>
+          </w:p>
+        </w:tc>
+        <w:tc>
+          <w:tcPr>
+            <w:tcW w:type="dxa" w:w="1345"/>
+          </w:tcPr>
+          <w:p>
+            <w:pPr>
+              <w:spacing w:after="20" w:before="20"/>
+            </w:pPr>
+            <w:r>
+              <w:rPr>
+                <w:rFonts w:ascii="微软雅黑" w:hAnsi="微软雅黑" w:eastAsia="微软雅黑"/>
+                <w:b w:val="0"/>
+                <w:color w:val="262626"/>
+                <w:sz w:val="19"/>
+              </w:rPr>
+              <w:t>★★★★☆</w:t>
+            </w:r>
+          </w:p>
+        </w:tc>
+        <w:tc>
+          <w:tcPr>
+            <w:tcW w:type="dxa" w:w="1345"/>
+          </w:tcPr>
+          <w:p>
+            <w:pPr>
+              <w:spacing w:after="20" w:before="20"/>
+            </w:pPr>
+            <w:r>
+              <w:rPr>
+                <w:rFonts w:ascii="微软雅黑" w:hAnsi="微软雅黑" w:eastAsia="微软雅黑"/>
+                <w:b w:val="0"/>
+                <w:color w:val="262626"/>
+                <w:sz w:val="19"/>
+              </w:rPr>
+              <w:t>★★★★☆</w:t>
+            </w:r>
+          </w:p>
+        </w:tc>
+        <w:tc>
+          <w:tcPr>
+            <w:tcW w:type="dxa" w:w="1345"/>
+          </w:tcPr>
+          <w:p>
+            <w:pPr>
+              <w:spacing w:after="20" w:before="20"/>
+            </w:pPr>
+            <w:r>
+              <w:rPr>
+                <w:rFonts w:ascii="微软雅黑" w:hAnsi="微软雅黑" w:eastAsia="微软雅黑"/>
+                <w:b w:val="0"/>
+                <w:color w:val="262626"/>
+                <w:sz w:val="19"/>
+              </w:rPr>
+              <w:t>★★★★☆</w:t>
+            </w:r>
+          </w:p>
+        </w:tc>
+        <w:tc>
+          <w:tcPr>
+            <w:tcW w:type="dxa" w:w="1345"/>
+          </w:tcPr>
+          <w:p>
+            <w:pPr>
+              <w:spacing w:after="20" w:before="20"/>
+            </w:pPr>
+            <w:r>
+              <w:rPr>
+                <w:rFonts w:ascii="微软雅黑" w:hAnsi="微软雅黑" w:eastAsia="微软雅黑"/>
+                <w:b w:val="0"/>
+                <w:color w:val="262626"/>
+                <w:sz w:val="19"/>
+              </w:rPr>
+              <w:t>仪器电子有交叉，招人少但清闲</w:t>
+            </w:r>
+          </w:p>
+        </w:tc>
+      </w:tr>
+      <w:tr>
+        <w:tc>
+          <w:tcPr>
+            <w:tcW w:type="dxa" w:w="1345"/>
+          </w:tcPr>
+          <w:p>
+            <w:pPr>
+              <w:spacing w:after="20" w:before="20"/>
+            </w:pPr>
+            <w:r>
+              <w:rPr>
+                <w:rFonts w:ascii="微软雅黑" w:hAnsi="微软雅黑" w:eastAsia="微软雅黑"/>
+                <w:b w:val="0"/>
+                <w:color w:val="262626"/>
+                <w:sz w:val="19"/>
+              </w:rPr>
+              <w:t>4</w:t>
+            </w:r>
+          </w:p>
+        </w:tc>
+        <w:tc>
+          <w:tcPr>
+            <w:tcW w:type="dxa" w:w="1345"/>
+          </w:tcPr>
+          <w:p>
+            <w:pPr>
+              <w:spacing w:after="20" w:before="20"/>
+            </w:pPr>
+            <w:r>
+              <w:rPr>
+                <w:rFonts w:ascii="微软雅黑" w:hAnsi="微软雅黑" w:eastAsia="微软雅黑"/>
+                <w:b w:val="0"/>
+                <w:color w:val="262626"/>
+                <w:sz w:val="19"/>
+              </w:rPr>
+              <w:t>综合管理类（人事/行政/文秘/党建）</w:t>
+            </w:r>
+          </w:p>
+        </w:tc>
+        <w:tc>
+          <w:tcPr>
+            <w:tcW w:type="dxa" w:w="1345"/>
+          </w:tcPr>
+          <w:p>
+            <w:pPr>
+              <w:spacing w:after="20" w:before="20"/>
+            </w:pPr>
+            <w:r>
+              <w:rPr>
+                <w:rFonts w:ascii="微软雅黑" w:hAnsi="微软雅黑" w:eastAsia="微软雅黑"/>
+                <w:b w:val="0"/>
+                <w:color w:val="262626"/>
+                <w:sz w:val="19"/>
+              </w:rPr>
+              <w:t>6.4</w:t>
+            </w:r>
+          </w:p>
+        </w:tc>
+        <w:tc>
+          <w:tcPr>
+            <w:tcW w:type="dxa" w:w="1345"/>
+          </w:tcPr>
+          <w:p>
+            <w:pPr>
+              <w:spacing w:after="20" w:before="20"/>
+            </w:pPr>
+            <w:r>
+              <w:rPr>
+                <w:rFonts w:ascii="微软雅黑" w:hAnsi="微软雅黑" w:eastAsia="微软雅黑"/>
+                <w:b w:val="0"/>
+                <w:color w:val="262626"/>
+                <w:sz w:val="19"/>
+              </w:rPr>
+              <w:t>★★☆☆☆</w:t>
+            </w:r>
+          </w:p>
+        </w:tc>
+        <w:tc>
+          <w:tcPr>
+            <w:tcW w:type="dxa" w:w="1345"/>
+          </w:tcPr>
+          <w:p>
+            <w:pPr>
+              <w:spacing w:after="20" w:before="20"/>
+            </w:pPr>
+            <w:r>
+              <w:rPr>
+                <w:rFonts w:ascii="微软雅黑" w:hAnsi="微软雅黑" w:eastAsia="微软雅黑"/>
+                <w:b w:val="0"/>
+                <w:color w:val="262626"/>
+                <w:sz w:val="19"/>
+              </w:rPr>
+              <w:t>★★★★☆</w:t>
+            </w:r>
+          </w:p>
+        </w:tc>
+        <w:tc>
+          <w:tcPr>
+            <w:tcW w:type="dxa" w:w="1345"/>
+          </w:tcPr>
+          <w:p>
+            <w:pPr>
+              <w:spacing w:after="20" w:before="20"/>
+            </w:pPr>
+            <w:r>
+              <w:rPr>
+                <w:rFonts w:ascii="微软雅黑" w:hAnsi="微软雅黑" w:eastAsia="微软雅黑"/>
+                <w:b w:val="0"/>
+                <w:color w:val="262626"/>
+                <w:sz w:val="19"/>
+              </w:rPr>
+              <w:t>★★★★☆</w:t>
+            </w:r>
+          </w:p>
+        </w:tc>
+        <w:tc>
+          <w:tcPr>
+            <w:tcW w:type="dxa" w:w="1345"/>
+          </w:tcPr>
+          <w:p>
+            <w:pPr>
+              <w:spacing w:after="20" w:before="20"/>
+            </w:pPr>
+            <w:r>
+              <w:rPr>
+                <w:rFonts w:ascii="微软雅黑" w:hAnsi="微软雅黑" w:eastAsia="微软雅黑"/>
+                <w:b w:val="0"/>
+                <w:color w:val="262626"/>
+                <w:sz w:val="19"/>
+              </w:rPr>
+              <w:t>轻松钱多，但</w:t>
+            </w:r>
+            <w:r>
+              <w:rPr>
+                <w:rFonts w:ascii="微软雅黑" w:hAnsi="微软雅黑" w:eastAsia="微软雅黑"/>
+                <w:b/>
+                <w:color w:val="262626"/>
+                <w:sz w:val="19"/>
+              </w:rPr>
+              <w:t>专业不限 → 报名人数爆炸</w:t>
+            </w:r>
+            <w:r>
+              <w:rPr>
+                <w:rFonts w:ascii="微软雅黑" w:hAnsi="微软雅黑" w:eastAsia="微软雅黑"/>
+                <w:b w:val="0"/>
+                <w:color w:val="262626"/>
+                <w:sz w:val="19"/>
+              </w:rPr>
+              <w:t>，最难上岸</w:t>
+            </w:r>
+          </w:p>
+        </w:tc>
+      </w:tr>
+      <w:tr>
+        <w:tc>
+          <w:tcPr>
+            <w:tcW w:type="dxa" w:w="1345"/>
+          </w:tcPr>
+          <w:p>
+            <w:pPr>
+              <w:spacing w:after="20" w:before="20"/>
+            </w:pPr>
+            <w:r>
+              <w:rPr>
+                <w:rFonts w:ascii="微软雅黑" w:hAnsi="微软雅黑" w:eastAsia="微软雅黑"/>
+                <w:b w:val="0"/>
+                <w:color w:val="262626"/>
+                <w:sz w:val="19"/>
+              </w:rPr>
+              <w:t>5</w:t>
+            </w:r>
+          </w:p>
+        </w:tc>
+        <w:tc>
+          <w:tcPr>
+            <w:tcW w:type="dxa" w:w="1345"/>
+          </w:tcPr>
+          <w:p>
+            <w:pPr>
+              <w:spacing w:after="20" w:before="20"/>
+            </w:pPr>
+            <w:r>
+              <w:rPr>
+                <w:rFonts w:ascii="微软雅黑" w:hAnsi="微软雅黑" w:eastAsia="微软雅黑"/>
+                <w:b w:val="0"/>
+                <w:color w:val="262626"/>
+                <w:sz w:val="19"/>
+              </w:rPr>
+              <w:t>专卖管理 / 稽查执法</w:t>
+            </w:r>
+          </w:p>
+        </w:tc>
+        <w:tc>
+          <w:tcPr>
+            <w:tcW w:type="dxa" w:w="1345"/>
+          </w:tcPr>
+          <w:p>
+            <w:pPr>
+              <w:spacing w:after="20" w:before="20"/>
+            </w:pPr>
+            <w:r>
+              <w:rPr>
+                <w:rFonts w:ascii="微软雅黑" w:hAnsi="微软雅黑" w:eastAsia="微软雅黑"/>
+                <w:b w:val="0"/>
+                <w:color w:val="262626"/>
+                <w:sz w:val="19"/>
+              </w:rPr>
+              <w:t>5.2</w:t>
+            </w:r>
+          </w:p>
+        </w:tc>
+        <w:tc>
+          <w:tcPr>
+            <w:tcW w:type="dxa" w:w="1345"/>
+          </w:tcPr>
+          <w:p>
+            <w:pPr>
+              <w:spacing w:after="20" w:before="20"/>
+            </w:pPr>
+            <w:r>
+              <w:rPr>
+                <w:rFonts w:ascii="微软雅黑" w:hAnsi="微软雅黑" w:eastAsia="微软雅黑"/>
+                <w:b w:val="0"/>
+                <w:color w:val="262626"/>
+                <w:sz w:val="19"/>
+              </w:rPr>
+              <w:t>★★☆☆☆</w:t>
+            </w:r>
+          </w:p>
+        </w:tc>
+        <w:tc>
+          <w:tcPr>
+            <w:tcW w:type="dxa" w:w="1345"/>
+          </w:tcPr>
+          <w:p>
+            <w:pPr>
+              <w:spacing w:after="20" w:before="20"/>
+            </w:pPr>
+            <w:r>
+              <w:rPr>
+                <w:rFonts w:ascii="微软雅黑" w:hAnsi="微软雅黑" w:eastAsia="微软雅黑"/>
+                <w:b w:val="0"/>
+                <w:color w:val="262626"/>
+                <w:sz w:val="19"/>
+              </w:rPr>
+              <w:t>★★☆☆☆</w:t>
+            </w:r>
+          </w:p>
+        </w:tc>
+        <w:tc>
+          <w:tcPr>
+            <w:tcW w:type="dxa" w:w="1345"/>
+          </w:tcPr>
+          <w:p>
+            <w:pPr>
+              <w:spacing w:after="20" w:before="20"/>
+            </w:pPr>
+            <w:r>
+              <w:rPr>
+                <w:rFonts w:ascii="微软雅黑" w:hAnsi="微软雅黑" w:eastAsia="微软雅黑"/>
+                <w:b w:val="0"/>
+                <w:color w:val="262626"/>
+                <w:sz w:val="19"/>
+              </w:rPr>
+              <w:t>★★★★☆</w:t>
+            </w:r>
+          </w:p>
+        </w:tc>
+        <w:tc>
+          <w:tcPr>
+            <w:tcW w:type="dxa" w:w="1345"/>
+          </w:tcPr>
+          <w:p>
+            <w:pPr>
+              <w:spacing w:after="20" w:before="20"/>
+            </w:pPr>
+            <w:r>
+              <w:rPr>
+                <w:rFonts w:ascii="微软雅黑" w:hAnsi="微软雅黑" w:eastAsia="微软雅黑"/>
+                <w:b w:val="0"/>
+                <w:color w:val="262626"/>
+                <w:sz w:val="19"/>
+              </w:rPr>
+              <w:t>外勤执法多，和你「不要一线」冲突</w:t>
+            </w:r>
+          </w:p>
+        </w:tc>
+      </w:tr>
+      <w:tr>
+        <w:tc>
+          <w:tcPr>
+            <w:tcW w:type="dxa" w:w="1345"/>
+          </w:tcPr>
+          <w:p>
+            <w:pPr>
+              <w:spacing w:after="20" w:before="20"/>
+            </w:pPr>
+            <w:r>
+              <w:rPr>
+                <w:rFonts w:ascii="微软雅黑" w:hAnsi="微软雅黑" w:eastAsia="微软雅黑"/>
+                <w:b w:val="0"/>
+                <w:color w:val="262626"/>
+                <w:sz w:val="19"/>
+              </w:rPr>
+              <w:t>6</w:t>
+            </w:r>
+          </w:p>
+        </w:tc>
+        <w:tc>
+          <w:tcPr>
+            <w:tcW w:type="dxa" w:w="1345"/>
+          </w:tcPr>
+          <w:p>
+            <w:pPr>
+              <w:spacing w:after="20" w:before="20"/>
+            </w:pPr>
+            <w:r>
+              <w:rPr>
+                <w:rFonts w:ascii="微软雅黑" w:hAnsi="微软雅黑" w:eastAsia="微软雅黑"/>
+                <w:b w:val="0"/>
+                <w:color w:val="262626"/>
+                <w:sz w:val="19"/>
+              </w:rPr>
+              <w:t>卷烟营销 / 客户经理</w:t>
+            </w:r>
+          </w:p>
+        </w:tc>
+        <w:tc>
+          <w:tcPr>
+            <w:tcW w:type="dxa" w:w="1345"/>
+          </w:tcPr>
+          <w:p>
+            <w:pPr>
+              <w:spacing w:after="20" w:before="20"/>
+            </w:pPr>
+            <w:r>
+              <w:rPr>
+                <w:rFonts w:ascii="微软雅黑" w:hAnsi="微软雅黑" w:eastAsia="微软雅黑"/>
+                <w:b w:val="0"/>
+                <w:color w:val="262626"/>
+                <w:sz w:val="19"/>
+              </w:rPr>
+              <w:t>5.2</w:t>
+            </w:r>
+          </w:p>
+        </w:tc>
+        <w:tc>
+          <w:tcPr>
+            <w:tcW w:type="dxa" w:w="1345"/>
+          </w:tcPr>
+          <w:p>
+            <w:pPr>
+              <w:spacing w:after="20" w:before="20"/>
+            </w:pPr>
+            <w:r>
+              <w:rPr>
+                <w:rFonts w:ascii="微软雅黑" w:hAnsi="微软雅黑" w:eastAsia="微软雅黑"/>
+                <w:b w:val="0"/>
+                <w:color w:val="262626"/>
+                <w:sz w:val="19"/>
+              </w:rPr>
+              <w:t>★★☆☆☆</w:t>
+            </w:r>
+          </w:p>
+        </w:tc>
+        <w:tc>
+          <w:tcPr>
+            <w:tcW w:type="dxa" w:w="1345"/>
+          </w:tcPr>
+          <w:p>
+            <w:pPr>
+              <w:spacing w:after="20" w:before="20"/>
+            </w:pPr>
+            <w:r>
+              <w:rPr>
+                <w:rFonts w:ascii="微软雅黑" w:hAnsi="微软雅黑" w:eastAsia="微软雅黑"/>
+                <w:b w:val="0"/>
+                <w:color w:val="262626"/>
+                <w:sz w:val="19"/>
+              </w:rPr>
+              <w:t>★★☆☆☆</w:t>
+            </w:r>
+          </w:p>
+        </w:tc>
+        <w:tc>
+          <w:tcPr>
+            <w:tcW w:type="dxa" w:w="1345"/>
+          </w:tcPr>
+          <w:p>
+            <w:pPr>
+              <w:spacing w:after="20" w:before="20"/>
+            </w:pPr>
+            <w:r>
+              <w:rPr>
+                <w:rFonts w:ascii="微软雅黑" w:hAnsi="微软雅黑" w:eastAsia="微软雅黑"/>
+                <w:b w:val="0"/>
+                <w:color w:val="262626"/>
+                <w:sz w:val="19"/>
+              </w:rPr>
+              <w:t>★★★★☆</w:t>
+            </w:r>
+          </w:p>
+        </w:tc>
+        <w:tc>
+          <w:tcPr>
+            <w:tcW w:type="dxa" w:w="1345"/>
+          </w:tcPr>
+          <w:p>
+            <w:pPr>
+              <w:spacing w:after="20" w:before="20"/>
+            </w:pPr>
+            <w:r>
+              <w:rPr>
+                <w:rFonts w:ascii="微软雅黑" w:hAnsi="微软雅黑" w:eastAsia="微软雅黑"/>
+                <w:b w:val="0"/>
+                <w:color w:val="262626"/>
+                <w:sz w:val="19"/>
+              </w:rPr>
+              <w:t>跑店背指标，典型一线</w:t>
+            </w:r>
+          </w:p>
+        </w:tc>
+      </w:tr>
+      <w:tr>
+        <w:tc>
+          <w:tcPr>
+            <w:tcW w:type="dxa" w:w="1345"/>
+          </w:tcPr>
+          <w:p>
+            <w:pPr>
+              <w:spacing w:after="20" w:before="20"/>
+            </w:pPr>
+            <w:r>
+              <w:rPr>
+                <w:rFonts w:ascii="微软雅黑" w:hAnsi="微软雅黑" w:eastAsia="微软雅黑"/>
+                <w:b w:val="0"/>
+                <w:color w:val="262626"/>
+                <w:sz w:val="19"/>
+              </w:rPr>
+              <w:t>7</w:t>
+            </w:r>
+          </w:p>
+        </w:tc>
+        <w:tc>
+          <w:tcPr>
+            <w:tcW w:type="dxa" w:w="1345"/>
+          </w:tcPr>
+          <w:p>
+            <w:pPr>
+              <w:spacing w:after="20" w:before="20"/>
+            </w:pPr>
+            <w:r>
+              <w:rPr>
+                <w:rFonts w:ascii="微软雅黑" w:hAnsi="微软雅黑" w:eastAsia="微软雅黑"/>
+                <w:b w:val="0"/>
+                <w:color w:val="262626"/>
+                <w:sz w:val="19"/>
+              </w:rPr>
+              <w:t>物流 / 仓储 / 分拣</w:t>
+            </w:r>
+          </w:p>
+        </w:tc>
+        <w:tc>
+          <w:tcPr>
+            <w:tcW w:type="dxa" w:w="1345"/>
+          </w:tcPr>
+          <w:p>
+            <w:pPr>
+              <w:spacing w:after="20" w:before="20"/>
+            </w:pPr>
+            <w:r>
+              <w:rPr>
+                <w:rFonts w:ascii="微软雅黑" w:hAnsi="微软雅黑" w:eastAsia="微软雅黑"/>
+                <w:b w:val="0"/>
+                <w:color w:val="262626"/>
+                <w:sz w:val="19"/>
+              </w:rPr>
+              <w:t>5.2</w:t>
+            </w:r>
+          </w:p>
+        </w:tc>
+        <w:tc>
+          <w:tcPr>
+            <w:tcW w:type="dxa" w:w="1345"/>
+          </w:tcPr>
+          <w:p>
+            <w:pPr>
+              <w:spacing w:after="20" w:before="20"/>
+            </w:pPr>
+            <w:r>
+              <w:rPr>
+                <w:rFonts w:ascii="微软雅黑" w:hAnsi="微软雅黑" w:eastAsia="微软雅黑"/>
+                <w:b w:val="0"/>
+                <w:color w:val="262626"/>
+                <w:sz w:val="19"/>
+              </w:rPr>
+              <w:t>★★☆☆☆</w:t>
+            </w:r>
+          </w:p>
+        </w:tc>
+        <w:tc>
+          <w:tcPr>
+            <w:tcW w:type="dxa" w:w="1345"/>
+          </w:tcPr>
+          <w:p>
+            <w:pPr>
+              <w:spacing w:after="20" w:before="20"/>
+            </w:pPr>
+            <w:r>
+              <w:rPr>
+                <w:rFonts w:ascii="微软雅黑" w:hAnsi="微软雅黑" w:eastAsia="微软雅黑"/>
+                <w:b w:val="0"/>
+                <w:color w:val="262626"/>
+                <w:sz w:val="19"/>
+              </w:rPr>
+              <w:t>★★★☆☆</w:t>
+            </w:r>
+          </w:p>
+        </w:tc>
+        <w:tc>
+          <w:tcPr>
+            <w:tcW w:type="dxa" w:w="1345"/>
+          </w:tcPr>
+          <w:p>
+            <w:pPr>
+              <w:spacing w:after="20" w:before="20"/>
+            </w:pPr>
+            <w:r>
+              <w:rPr>
+                <w:rFonts w:ascii="微软雅黑" w:hAnsi="微软雅黑" w:eastAsia="微软雅黑"/>
+                <w:b w:val="0"/>
+                <w:color w:val="262626"/>
+                <w:sz w:val="19"/>
+              </w:rPr>
+              <w:t>★★★☆☆</w:t>
+            </w:r>
+          </w:p>
+        </w:tc>
+        <w:tc>
+          <w:tcPr>
+            <w:tcW w:type="dxa" w:w="1345"/>
+          </w:tcPr>
+          <w:p>
+            <w:pPr>
+              <w:spacing w:after="20" w:before="20"/>
+            </w:pPr>
+            <w:r>
+              <w:rPr>
+                <w:rFonts w:ascii="微软雅黑" w:hAnsi="微软雅黑" w:eastAsia="微软雅黑"/>
+                <w:b w:val="0"/>
+                <w:color w:val="262626"/>
+                <w:sz w:val="19"/>
+              </w:rPr>
+              <w:t>跟班次走</w:t>
+            </w:r>
+          </w:p>
+        </w:tc>
+      </w:tr>
+      <w:tr>
+        <w:tc>
+          <w:tcPr>
+            <w:tcW w:type="dxa" w:w="1345"/>
+          </w:tcPr>
+          <w:p>
+            <w:pPr>
+              <w:spacing w:after="20" w:before="20"/>
+            </w:pPr>
+            <w:r>
+              <w:rPr>
+                <w:rFonts w:ascii="微软雅黑" w:hAnsi="微软雅黑" w:eastAsia="微软雅黑"/>
+                <w:b w:val="0"/>
+                <w:color w:val="262626"/>
+                <w:sz w:val="19"/>
+              </w:rPr>
+              <w:t>8</w:t>
+            </w:r>
+          </w:p>
+        </w:tc>
+        <w:tc>
+          <w:tcPr>
+            <w:tcW w:type="dxa" w:w="1345"/>
+          </w:tcPr>
+          <w:p>
+            <w:pPr>
+              <w:spacing w:after="20" w:before="20"/>
+            </w:pPr>
+            <w:r>
+              <w:rPr>
+                <w:rFonts w:ascii="微软雅黑" w:hAnsi="微软雅黑" w:eastAsia="微软雅黑"/>
+                <w:b w:val="0"/>
+                <w:color w:val="262626"/>
+                <w:sz w:val="19"/>
+              </w:rPr>
+              <w:t>烟叶生产 / 烟草农业技术</w:t>
+            </w:r>
+          </w:p>
+        </w:tc>
+        <w:tc>
+          <w:tcPr>
+            <w:tcW w:type="dxa" w:w="1345"/>
+          </w:tcPr>
+          <w:p>
+            <w:pPr>
+              <w:spacing w:after="20" w:before="20"/>
+            </w:pPr>
+            <w:r>
+              <w:rPr>
+                <w:rFonts w:ascii="微软雅黑" w:hAnsi="微软雅黑" w:eastAsia="微软雅黑"/>
+                <w:b w:val="0"/>
+                <w:color w:val="262626"/>
+                <w:sz w:val="19"/>
+              </w:rPr>
+              <w:t>4.8</w:t>
+            </w:r>
+          </w:p>
+        </w:tc>
+        <w:tc>
+          <w:tcPr>
+            <w:tcW w:type="dxa" w:w="1345"/>
+          </w:tcPr>
+          <w:p>
+            <w:pPr>
+              <w:spacing w:after="20" w:before="20"/>
+            </w:pPr>
+            <w:r>
+              <w:rPr>
+                <w:rFonts w:ascii="微软雅黑" w:hAnsi="微软雅黑" w:eastAsia="微软雅黑"/>
+                <w:b w:val="0"/>
+                <w:color w:val="262626"/>
+                <w:sz w:val="19"/>
+              </w:rPr>
+              <w:t>★★★☆☆</w:t>
+            </w:r>
+          </w:p>
+        </w:tc>
+        <w:tc>
+          <w:tcPr>
+            <w:tcW w:type="dxa" w:w="1345"/>
+          </w:tcPr>
+          <w:p>
+            <w:pPr>
+              <w:spacing w:after="20" w:before="20"/>
+            </w:pPr>
+            <w:r>
+              <w:rPr>
+                <w:rFonts w:ascii="微软雅黑" w:hAnsi="微软雅黑" w:eastAsia="微软雅黑"/>
+                <w:b w:val="0"/>
+                <w:color w:val="262626"/>
+                <w:sz w:val="19"/>
+              </w:rPr>
+              <w:t>★☆☆☆☆</w:t>
+            </w:r>
+          </w:p>
+        </w:tc>
+        <w:tc>
+          <w:tcPr>
+            <w:tcW w:type="dxa" w:w="1345"/>
+          </w:tcPr>
+          <w:p>
+            <w:pPr>
+              <w:spacing w:after="20" w:before="20"/>
+            </w:pPr>
+            <w:r>
+              <w:rPr>
+                <w:rFonts w:ascii="微软雅黑" w:hAnsi="微软雅黑" w:eastAsia="微软雅黑"/>
+                <w:b w:val="0"/>
+                <w:color w:val="262626"/>
+                <w:sz w:val="19"/>
+              </w:rPr>
+              <w:t>★★★☆☆</w:t>
+            </w:r>
+          </w:p>
+        </w:tc>
+        <w:tc>
+          <w:tcPr>
+            <w:tcW w:type="dxa" w:w="1345"/>
+          </w:tcPr>
+          <w:p>
+            <w:pPr>
+              <w:spacing w:after="20" w:before="20"/>
+            </w:pPr>
+            <w:r>
+              <w:rPr>
+                <w:rFonts w:ascii="微软雅黑" w:hAnsi="微软雅黑" w:eastAsia="微软雅黑"/>
+                <w:b w:val="0"/>
+                <w:color w:val="262626"/>
+                <w:sz w:val="19"/>
+              </w:rPr>
+              <w:t>收购季驻村驻点，常年最累之一</w:t>
+            </w:r>
+          </w:p>
+        </w:tc>
+      </w:tr>
+      <w:tr>
+        <w:tc>
+          <w:tcPr>
+            <w:tcW w:type="dxa" w:w="1345"/>
+          </w:tcPr>
+          <w:p>
+            <w:pPr>
+              <w:spacing w:after="20" w:before="20"/>
+            </w:pPr>
+            <w:r>
+              <w:rPr>
+                <w:rFonts w:ascii="微软雅黑" w:hAnsi="微软雅黑" w:eastAsia="微软雅黑"/>
+                <w:b w:val="0"/>
+                <w:color w:val="262626"/>
+                <w:sz w:val="19"/>
+              </w:rPr>
+              <w:t>9</w:t>
+            </w:r>
+          </w:p>
+        </w:tc>
+        <w:tc>
+          <w:tcPr>
+            <w:tcW w:type="dxa" w:w="1345"/>
+          </w:tcPr>
+          <w:p>
+            <w:pPr>
+              <w:spacing w:after="20" w:before="20"/>
+            </w:pPr>
+            <w:r>
+              <w:rPr>
+                <w:rFonts w:ascii="微软雅黑" w:hAnsi="微软雅黑" w:eastAsia="微软雅黑"/>
+                <w:b w:val="0"/>
+                <w:color w:val="262626"/>
+                <w:sz w:val="19"/>
+              </w:rPr>
+              <w:t>生产操作类（卷烟机操作/车间一线）</w:t>
+            </w:r>
+          </w:p>
+        </w:tc>
+        <w:tc>
+          <w:tcPr>
+            <w:tcW w:type="dxa" w:w="1345"/>
+          </w:tcPr>
+          <w:p>
+            <w:pPr>
+              <w:spacing w:after="20" w:before="20"/>
+            </w:pPr>
+            <w:r>
+              <w:rPr>
+                <w:rFonts w:ascii="微软雅黑" w:hAnsi="微软雅黑" w:eastAsia="微软雅黑"/>
+                <w:b w:val="0"/>
+                <w:color w:val="262626"/>
+                <w:sz w:val="19"/>
+              </w:rPr>
+              <w:t>4.0</w:t>
+            </w:r>
+          </w:p>
+        </w:tc>
+        <w:tc>
+          <w:tcPr>
+            <w:tcW w:type="dxa" w:w="1345"/>
+          </w:tcPr>
+          <w:p>
+            <w:pPr>
+              <w:spacing w:after="20" w:before="20"/>
+            </w:pPr>
+            <w:r>
+              <w:rPr>
+                <w:rFonts w:ascii="微软雅黑" w:hAnsi="微软雅黑" w:eastAsia="微软雅黑"/>
+                <w:b w:val="0"/>
+                <w:color w:val="262626"/>
+                <w:sz w:val="19"/>
+              </w:rPr>
+              <w:t>★★☆☆☆</w:t>
+            </w:r>
+          </w:p>
+        </w:tc>
+        <w:tc>
+          <w:tcPr>
+            <w:tcW w:type="dxa" w:w="1345"/>
+          </w:tcPr>
+          <w:p>
+            <w:pPr>
+              <w:spacing w:after="20" w:before="20"/>
+            </w:pPr>
+            <w:r>
+              <w:rPr>
+                <w:rFonts w:ascii="微软雅黑" w:hAnsi="微软雅黑" w:eastAsia="微软雅黑"/>
+                <w:b w:val="0"/>
+                <w:color w:val="262626"/>
+                <w:sz w:val="19"/>
+              </w:rPr>
+              <w:t>★☆☆☆☆</w:t>
+            </w:r>
+          </w:p>
+        </w:tc>
+        <w:tc>
+          <w:tcPr>
+            <w:tcW w:type="dxa" w:w="1345"/>
+          </w:tcPr>
+          <w:p>
+            <w:pPr>
+              <w:spacing w:after="20" w:before="20"/>
+            </w:pPr>
+            <w:r>
+              <w:rPr>
+                <w:rFonts w:ascii="微软雅黑" w:hAnsi="微软雅黑" w:eastAsia="微软雅黑"/>
+                <w:b w:val="0"/>
+                <w:color w:val="262626"/>
+                <w:sz w:val="19"/>
+              </w:rPr>
+              <w:t>★★★☆☆</w:t>
+            </w:r>
+          </w:p>
+        </w:tc>
+        <w:tc>
+          <w:tcPr>
+            <w:tcW w:type="dxa" w:w="1345"/>
+          </w:tcPr>
+          <w:p>
+            <w:pPr>
+              <w:spacing w:after="20" w:before="20"/>
+            </w:pPr>
+            <w:r>
+              <w:rPr>
+                <w:rFonts w:ascii="微软雅黑" w:hAnsi="微软雅黑" w:eastAsia="微软雅黑"/>
+                <w:b w:val="0"/>
+                <w:color w:val="262626"/>
+                <w:sz w:val="19"/>
+              </w:rPr>
+              <w:t>三班倒、噪音粉尘；</w:t>
+            </w:r>
+            <w:r>
+              <w:rPr>
+                <w:rFonts w:ascii="微软雅黑" w:hAnsi="微软雅黑" w:eastAsia="微软雅黑"/>
+                <w:b/>
+                <w:color w:val="262626"/>
+                <w:sz w:val="19"/>
+              </w:rPr>
+              <w:t>你已明确不报</w:t>
+            </w:r>
+          </w:p>
+        </w:tc>
+      </w:tr>
+    </w:tbl>
+    <w:p>
+      <w:pPr>
+        <w:spacing w:after="80"/>
+      </w:pPr>
+    </w:p>
+    <w:p>
+      <w:pPr>
+        <w:spacing w:after="60"/>
+      </w:pPr>
+      <w:r>
+        <w:rPr>
+          <w:rFonts w:ascii="微软雅黑" w:hAnsi="微软雅黑" w:eastAsia="微软雅黑"/>
+          <w:b/>
+          <w:color w:val="262626"/>
+          <w:sz w:val="21"/>
+        </w:rPr>
+        <w:t>结论（很稳，权重怎么调都不变）</w:t>
+      </w:r>
+      <w:r>
+        <w:rPr>
+          <w:rFonts w:ascii="微软雅黑" w:hAnsi="微软雅黑" w:eastAsia="微软雅黑"/>
+          <w:b w:val="0"/>
+          <w:color w:val="262626"/>
+          <w:sz w:val="21"/>
+        </w:rPr>
+        <w:t>：</w:t>
+      </w:r>
+    </w:p>
+    <w:p>
+      <w:pPr>
+        <w:spacing w:after="30"/>
+        <w:ind w:left="397" w:hanging="283"/>
+      </w:pPr>
+      <w:r>
+        <w:rPr>
+          <w:rFonts w:ascii="微软雅黑" w:hAnsi="微软雅黑" w:eastAsia="微软雅黑"/>
+          <w:b w:val="0"/>
+          <w:color w:val="262626"/>
+          <w:sz w:val="21"/>
+        </w:rPr>
+        <w:t xml:space="preserve">1. </w:t>
+      </w:r>
+      <w:r>
+        <w:rPr>
+          <w:rFonts w:ascii="微软雅黑" w:hAnsi="微软雅黑" w:eastAsia="微软雅黑"/>
+          <w:b/>
+          <w:color w:val="262626"/>
+          <w:sz w:val="21"/>
+        </w:rPr>
+        <w:t>主攻「数字信息类 / 信息化技术岗」</w:t>
+      </w:r>
+      <w:r>
+        <w:rPr>
+          <w:rFonts w:ascii="微软雅黑" w:hAnsi="微软雅黑" w:eastAsia="微软雅黑"/>
+          <w:b w:val="0"/>
+          <w:color w:val="262626"/>
+          <w:sz w:val="21"/>
+        </w:rPr>
+        <w:t xml:space="preserve"> —— 专业目录直接对口（电子信息类/计算机类），</w:t>
+      </w:r>
+    </w:p>
+    <w:p>
+      <w:pPr>
+        <w:spacing w:after="60"/>
+      </w:pPr>
+      <w:r>
+        <w:rPr>
+          <w:rFonts w:ascii="微软雅黑" w:hAnsi="微软雅黑" w:eastAsia="微软雅黑"/>
+          <w:b w:val="0"/>
+          <w:color w:val="262626"/>
+          <w:sz w:val="21"/>
+        </w:rPr>
+        <w:t>工作形态是机关信息中心的系统运维与数据管理，是</w:t>
+      </w:r>
+      <w:r>
+        <w:rPr>
+          <w:rFonts w:ascii="微软雅黑" w:hAnsi="微软雅黑" w:eastAsia="微软雅黑"/>
+          <w:b/>
+          <w:color w:val="262626"/>
+          <w:sz w:val="21"/>
+        </w:rPr>
+        <w:t>「合适 + 轻松 + 钱多」三项都不吃亏</w:t>
+      </w:r>
+      <w:r>
+        <w:rPr>
+          <w:rFonts w:ascii="微软雅黑" w:hAnsi="微软雅黑" w:eastAsia="微软雅黑"/>
+          <w:b w:val="0"/>
+          <w:color w:val="262626"/>
+          <w:sz w:val="21"/>
+        </w:rPr>
+        <w:t>的唯一一类。</w:t>
+      </w:r>
+    </w:p>
+    <w:p>
+      <w:pPr>
+        <w:spacing w:after="60"/>
+      </w:pPr>
+      <w:r>
+        <w:rPr>
+          <w:rFonts w:ascii="微软雅黑" w:hAnsi="微软雅黑" w:eastAsia="微软雅黑"/>
+          <w:b w:val="0"/>
+          <w:color w:val="262626"/>
+          <w:sz w:val="21"/>
+        </w:rPr>
+        <w:t>昆明、大理的州市局都有这类岗位。</w:t>
+      </w:r>
+    </w:p>
+    <w:p>
+      <w:pPr>
+        <w:spacing w:after="30"/>
+        <w:ind w:left="397" w:hanging="283"/>
+      </w:pPr>
+      <w:r>
+        <w:rPr>
+          <w:rFonts w:ascii="微软雅黑" w:hAnsi="微软雅黑" w:eastAsia="微软雅黑"/>
+          <w:b w:val="0"/>
+          <w:color w:val="262626"/>
+          <w:sz w:val="21"/>
+        </w:rPr>
+        <w:t xml:space="preserve">2. </w:t>
+      </w:r>
+      <w:r>
+        <w:rPr>
+          <w:rFonts w:ascii="微软雅黑" w:hAnsi="微软雅黑" w:eastAsia="微软雅黑"/>
+          <w:b/>
+          <w:color w:val="262626"/>
+          <w:sz w:val="21"/>
+        </w:rPr>
+        <w:t>次选「机电自动化类 / 设备技术管理岗」</w:t>
+      </w:r>
+      <w:r>
+        <w:rPr>
+          <w:rFonts w:ascii="微软雅黑" w:hAnsi="微软雅黑" w:eastAsia="微软雅黑"/>
+          <w:b w:val="0"/>
+          <w:color w:val="262626"/>
+          <w:sz w:val="21"/>
+        </w:rPr>
+        <w:t xml:space="preserve"> —— 中烟招录体量最大、命中率最高的一类，</w:t>
+      </w:r>
+    </w:p>
+    <w:p>
+      <w:pPr>
+        <w:spacing w:after="60"/>
+      </w:pPr>
+      <w:r>
+        <w:rPr>
+          <w:rFonts w:ascii="微软雅黑" w:hAnsi="微软雅黑" w:eastAsia="微软雅黑"/>
+          <w:b w:val="0"/>
+          <w:color w:val="262626"/>
+          <w:sz w:val="21"/>
+        </w:rPr>
+        <w:t>但要有心理准备：部分岗位要轮流值班或参与设备抢修，面试很可能问你「能不能接受倒班」。</w:t>
+      </w:r>
+    </w:p>
+    <w:p>
+      <w:pPr>
+        <w:spacing w:after="30"/>
+        <w:ind w:left="397" w:hanging="283"/>
+      </w:pPr>
+      <w:r>
+        <w:rPr>
+          <w:rFonts w:ascii="微软雅黑" w:hAnsi="微软雅黑" w:eastAsia="微软雅黑"/>
+          <w:b w:val="0"/>
+          <w:color w:val="262626"/>
+          <w:sz w:val="21"/>
+        </w:rPr>
+        <w:t xml:space="preserve">3. </w:t>
+      </w:r>
+      <w:r>
+        <w:rPr>
+          <w:rFonts w:ascii="微软雅黑" w:hAnsi="微软雅黑" w:eastAsia="微软雅黑"/>
+          <w:b/>
+          <w:color w:val="262626"/>
+          <w:sz w:val="21"/>
+        </w:rPr>
+        <w:t>第三选择「质量检验 / 技术中心」</w:t>
+      </w:r>
+      <w:r>
+        <w:rPr>
+          <w:rFonts w:ascii="微软雅黑" w:hAnsi="微软雅黑" w:eastAsia="微软雅黑"/>
+          <w:b w:val="0"/>
+          <w:color w:val="262626"/>
+          <w:sz w:val="21"/>
+        </w:rPr>
+        <w:t xml:space="preserve"> —— 招人少但清闲，仪器仪表和你的专业课有交叉。</w:t>
+      </w:r>
+    </w:p>
+    <w:p>
+      <w:pPr>
+        <w:spacing w:after="30"/>
+        <w:ind w:left="397" w:hanging="283"/>
+      </w:pPr>
+      <w:r>
+        <w:rPr>
+          <w:rFonts w:ascii="微软雅黑" w:hAnsi="微软雅黑" w:eastAsia="微软雅黑"/>
+          <w:b w:val="0"/>
+          <w:color w:val="262626"/>
+          <w:sz w:val="21"/>
+        </w:rPr>
+        <w:t xml:space="preserve">4. </w:t>
+      </w:r>
+      <w:r>
+        <w:rPr>
+          <w:rFonts w:ascii="微软雅黑" w:hAnsi="微软雅黑" w:eastAsia="微软雅黑"/>
+          <w:b/>
+          <w:color w:val="262626"/>
+          <w:sz w:val="21"/>
+        </w:rPr>
+        <w:t>永远别碰</w:t>
+      </w:r>
+      <w:r>
+        <w:rPr>
+          <w:rFonts w:ascii="微软雅黑" w:hAnsi="微软雅黑" w:eastAsia="微软雅黑"/>
+          <w:b w:val="0"/>
+          <w:color w:val="262626"/>
+          <w:sz w:val="21"/>
+        </w:rPr>
+        <w:t>：生产操作类（三班倒车间）、烟叶生产（收购季驻村）、专卖稽查与客户经理（外勤跑市场）。</w:t>
+      </w:r>
+    </w:p>
+    <w:p>
+      <w:pPr>
+        <w:spacing w:after="60"/>
+      </w:pPr>
+      <w:r>
+        <w:rPr>
+          <w:rFonts w:ascii="微软雅黑" w:hAnsi="微软雅黑" w:eastAsia="微软雅黑"/>
+          <w:b w:val="0"/>
+          <w:color w:val="262626"/>
+          <w:sz w:val="21"/>
+        </w:rPr>
+        <w:t>这几类有一个共同点：</w:t>
+      </w:r>
+      <w:r>
+        <w:rPr>
+          <w:rFonts w:ascii="微软雅黑" w:hAnsi="微软雅黑" w:eastAsia="微软雅黑"/>
+          <w:b/>
+          <w:color w:val="262626"/>
+          <w:sz w:val="21"/>
+        </w:rPr>
+        <w:t>钱不一定少，但轻松度是 1~2 星，而且和你的专业优势完全无关</w:t>
+      </w:r>
+      <w:r>
+        <w:rPr>
+          <w:rFonts w:ascii="微软雅黑" w:hAnsi="微软雅黑" w:eastAsia="微软雅黑"/>
+          <w:b w:val="0"/>
+          <w:color w:val="262626"/>
+          <w:sz w:val="21"/>
+        </w:rPr>
+        <w:t xml:space="preserve"> ——</w:t>
+      </w:r>
+    </w:p>
+    <w:p>
+      <w:pPr>
+        <w:spacing w:after="60"/>
+      </w:pPr>
+      <w:r>
+        <w:rPr>
+          <w:rFonts w:ascii="微软雅黑" w:hAnsi="微软雅黑" w:eastAsia="微软雅黑"/>
+          <w:b w:val="0"/>
+          <w:color w:val="262626"/>
+          <w:sz w:val="21"/>
+        </w:rPr>
+        <w:t>去了就是把自己的长处全部作废。</w:t>
+      </w:r>
+    </w:p>
+    <w:p>
+      <w:pPr>
+        <w:spacing w:after="60"/>
+        <w:ind w:left="340"/>
+      </w:pPr>
+      <w:r>
+        <w:rPr>
+          <w:rFonts w:ascii="微软雅黑" w:hAnsi="微软雅黑" w:eastAsia="微软雅黑"/>
+          <w:b w:val="0"/>
+          <w:i/>
+          <w:color w:val="6B6B6B"/>
+          <w:sz w:val="20"/>
+        </w:rPr>
+        <w:t>权重你自己也能调：本工具「🍃 烟草监控」页签里有三个滑条，拖一下排序立刻变。</w:t>
+      </w:r>
+    </w:p>
+    <w:p>
+      <w:pPr>
+        <w:spacing w:after="60"/>
+        <w:ind w:left="340"/>
+      </w:pPr>
+      <w:r>
+        <w:rPr>
+          <w:rFonts w:ascii="微软雅黑" w:hAnsi="微软雅黑" w:eastAsia="微软雅黑"/>
+          <w:b w:val="0"/>
+          <w:i/>
+          <w:color w:val="6B6B6B"/>
+          <w:sz w:val="20"/>
+        </w:rPr>
+        <w:t>但你会发现</w:t>
+      </w:r>
+      <w:r>
+        <w:rPr>
+          <w:rFonts w:ascii="微软雅黑" w:hAnsi="微软雅黑" w:eastAsia="微软雅黑"/>
+          <w:b/>
+          <w:i/>
+          <w:color w:val="6B6B6B"/>
+          <w:sz w:val="20"/>
+        </w:rPr>
+        <w:t>调权重只影响第 4~9 名的次序，前 3 名岿然不动</w:t>
+      </w:r>
+      <w:r>
+        <w:rPr>
+          <w:rFonts w:ascii="微软雅黑" w:hAnsi="微软雅黑" w:eastAsia="微软雅黑"/>
+          <w:b w:val="0"/>
+          <w:i/>
+          <w:color w:val="6B6B6B"/>
+          <w:sz w:val="20"/>
+        </w:rPr>
+        <w:t xml:space="preserve"> —— 因为技术岗在三个维度上是全面占优。</w:t>
       </w:r>
     </w:p>
     <w:p>
